--- a/data/packs/2026-07/ACCOUNT-1003-2026-07.docx
+++ b/data/packs/2026-07/ACCOUNT-1003-2026-07.docx
@@ -52,7 +52,7 @@
         <w:pStyle w:val="Heading2"/>
       </w:pPr>
       <w:r>
-        <w:t>Deflection</w:t>
+        <w:t>Self-service</w:t>
       </w:r>
     </w:p>
     <w:p>
@@ -83,7 +83,7 @@
     </w:p>
     <w:p>
       <w:r>
-        <w:t>Attainment is below the other two Enterprise accounts and the gap is not explained by volume. Worth reviewing whether the areas this account raises are ones the assistant covers well.</w:t>
+        <w:t>Attainment is below the other two Enterprise accounts and the gap is not explained by volume. Worth reviewing whether the areas this account raises are ones the help portal has articles for.</w:t>
       </w:r>
     </w:p>
     <w:p/>
